--- a/product-documentation/Tech Design - Driver Check In Set Up Page In HIVE.docx
+++ b/product-documentation/Tech Design - Driver Check In Set Up Page In HIVE.docx
@@ -1,6 +1,6 @@
 
 <file path=word/document.xml><?xml version="1.0" encoding="utf-8"?>
-<w:document xmlns:wpc="http://schemas.microsoft.com/office/word/2010/wordprocessingCanvas" xmlns:cx="http://schemas.microsoft.com/office/drawing/2014/chartex" xmlns:cx1="http://schemas.microsoft.com/office/drawing/2015/9/8/chartex" xmlns:cx2="http://schemas.microsoft.com/office/drawing/2015/10/21/chartex" xmlns:cx3="http://schemas.microsoft.com/office/drawing/2016/5/9/chartex" xmlns:cx4="http://schemas.microsoft.com/office/drawing/2016/5/10/chartex" xmlns:cx5="http://schemas.microsoft.com/office/drawing/2016/5/11/chartex" xmlns:cx6="http://schemas.microsoft.com/office/drawing/2016/5/12/chartex" xmlns:cx7="http://schemas.microsoft.com/office/drawing/2016/5/13/chartex" xmlns:cx8="http://schemas.microsoft.com/office/drawing/2016/5/14/chartex" xmlns:mc="http://schemas.openxmlformats.org/markup-compatibility/2006" xmlns:aink="http://schemas.microsoft.com/office/drawing/2016/ink" xmlns:am3d="http://schemas.microsoft.com/office/drawing/2017/model3d" xmlns:o="urn:schemas-microsoft-com:office:office" xmlns:oel="http://schemas.microsoft.com/office/2019/extlst" xmlns:r="http://schemas.openxmlformats.org/officeDocument/2006/relationships" xmlns:m="http://schemas.openxmlformats.org/officeDocument/2006/math" xmlns:v="urn:schemas-microsoft-com:vml" xmlns:wp14="http://schemas.microsoft.com/office/word/2010/wordprocessingDrawing" xmlns:wp="http://schemas.openxmlformats.org/drawingml/2006/wordprocessingDrawing" xmlns:w10="urn:schemas-microsoft-com:office:word" xmlns:w="http://schemas.openxmlformats.org/wordprocessingml/2006/main" xmlns:w14="http://schemas.microsoft.com/office/word/2010/wordml" xmlns:w15="http://schemas.microsoft.com/office/word/2012/wordml" xmlns:w16cex="http://schemas.microsoft.com/office/word/2018/wordml/cex" xmlns:w16cid="http://schemas.microsoft.com/office/word/2016/wordml/cid" xmlns:w16="http://schemas.microsoft.com/office/word/2018/wordml" xmlns:w16du="http://schemas.microsoft.com/office/word/2023/wordml/word16du" xmlns:w16sdtdh="http://schemas.microsoft.com/office/word/2020/wordml/sdtdatahash" xmlns:w16sdtfl="http://schemas.microsoft.com/office/word/2024/wordml/sdtformatlock" xmlns:w16se="http://schemas.microsoft.com/office/word/2015/wordml/symex" xmlns:wpg="http://schemas.microsoft.com/office/word/2010/wordprocessingGroup" xmlns:wpi="http://schemas.microsoft.com/office/word/2010/wordprocessingInk" xmlns:wne="http://schemas.microsoft.com/office/word/2006/wordml" xmlns:wps="http://schemas.microsoft.com/office/word/2010/wordprocessingShape" mc:Ignorable="w14 w15 w16se w16cid w16 w16cex w16sdtdh w16sdtfl w16du wp14">
+<w:document xmlns:wpc="http://schemas.microsoft.com/office/word/2010/wordprocessingCanvas" xmlns:cx="http://schemas.microsoft.com/office/drawing/2014/chartex" xmlns:cx1="http://schemas.microsoft.com/office/drawing/2015/9/8/chartex" xmlns:cx2="http://schemas.microsoft.com/office/drawing/2015/10/21/chartex" xmlns:cx3="http://schemas.microsoft.com/office/drawing/2016/5/9/chartex" xmlns:cx4="http://schemas.microsoft.com/office/drawing/2016/5/10/chartex" xmlns:cx5="http://schemas.microsoft.com/office/drawing/2016/5/11/chartex" xmlns:cx6="http://schemas.microsoft.com/office/drawing/2016/5/12/chartex" xmlns:cx7="http://schemas.microsoft.com/office/drawing/2016/5/13/chartex" xmlns:cx8="http://schemas.microsoft.com/office/drawing/2016/5/14/chartex" xmlns:mc="http://schemas.openxmlformats.org/markup-compatibility/2006" xmlns:m="http://schemas.openxmlformats.org/officeDocument/2006/math" xmlns:aink="http://schemas.microsoft.com/office/drawing/2016/ink" xmlns:am3d="http://schemas.microsoft.com/office/drawing/2017/model3d" xmlns:oel="http://schemas.microsoft.com/office/2019/extlst" xmlns:r="http://schemas.openxmlformats.org/officeDocument/2006/relationships" xmlns:wp14="http://schemas.microsoft.com/office/word/2010/wordprocessingDrawing" xmlns:wp="http://schemas.openxmlformats.org/drawingml/2006/wordprocessingDrawing" xmlns:wpg="http://schemas.microsoft.com/office/word/2010/wordprocessingGroup" xmlns:wpi="http://schemas.microsoft.com/office/word/2010/wordprocessingInk" xmlns:wps="http://schemas.microsoft.com/office/word/2010/wordprocessingShape" xmlns:o="urn:schemas-microsoft-com:office:office" xmlns:v="urn:schemas-microsoft-com:vml" xmlns:w10="urn:schemas-microsoft-com:office:word" xmlns:w="http://schemas.openxmlformats.org/wordprocessingml/2006/main" xmlns:w14="http://schemas.microsoft.com/office/word/2010/wordml" xmlns:w15="http://schemas.microsoft.com/office/word/2012/wordml" xmlns:w16cex="http://schemas.microsoft.com/office/word/2018/wordml/cex" xmlns:w16cid="http://schemas.microsoft.com/office/word/2016/wordml/cid" xmlns:w16="http://schemas.microsoft.com/office/word/2018/wordml" xmlns:w16sdtdh="http://schemas.microsoft.com/office/word/2020/wordml/sdtdatahash" xmlns:w16sdtfl="http://schemas.microsoft.com/office/word/2024/wordml/sdtformatlock" xmlns:w16se="http://schemas.microsoft.com/office/word/2015/wordml/symex" xmlns:w16du="http://schemas.microsoft.com/office/word/2023/wordml/word16du" xmlns:wne="http://schemas.microsoft.com/office/word/2006/wordml" mc:Ignorable="w14 w15 w16se w16cid w16 w16cex w16sdtdh w16sdtfl w16du wp14">
   <w:body>
     <w:p>
       <w:pPr>
@@ -71,7 +71,14 @@
           <w:rFonts w:ascii="Aptos Display" w:eastAsia="Aptos Display" w:hAnsi="Aptos Display" w:cs="Aptos Display"/>
           <w:color w:val="auto"/>
         </w:rPr>
-        <w:t xml:space="preserve"> In HIVE</w:t>
+        <w:t xml:space="preserve"> In </w:t>
+      </w:r>
+      <w:r>
+        <w:rPr>
+          <w:rFonts w:ascii="Aptos Display" w:eastAsia="Aptos Display" w:hAnsi="Aptos Display" w:cs="Aptos Display"/>
+          <w:color w:val="auto"/>
+        </w:rPr>
+        <w:t>IMS</w:t>
       </w:r>
     </w:p>
     <w:p>
@@ -108,7 +115,7 @@
           <w:sz w:val="26"/>
           <w:szCs w:val="26"/>
         </w:rPr>
-        <w:t>As an Admin HIVE User, I want to be able to set up driver check-in process and view</w:t>
+        <w:t xml:space="preserve">As an Admin </w:t>
       </w:r>
       <w:r>
         <w:rPr>
@@ -117,7 +124,7 @@
           <w:sz w:val="26"/>
           <w:szCs w:val="26"/>
         </w:rPr>
-        <w:t xml:space="preserve"> settings</w:t>
+        <w:t>IMS</w:t>
       </w:r>
       <w:r>
         <w:rPr>
@@ -126,7 +133,7 @@
           <w:sz w:val="26"/>
           <w:szCs w:val="26"/>
         </w:rPr>
-        <w:t xml:space="preserve"> according to the facility preferences</w:t>
+        <w:t xml:space="preserve"> User, I want to be able to set up driver check-in process and view</w:t>
       </w:r>
       <w:r>
         <w:rPr>
@@ -135,7 +142,7 @@
           <w:sz w:val="26"/>
           <w:szCs w:val="26"/>
         </w:rPr>
-        <w:t xml:space="preserve"> directly in HIVE system</w:t>
+        <w:t xml:space="preserve"> settings</w:t>
       </w:r>
       <w:r>
         <w:rPr>
@@ -144,7 +151,7 @@
           <w:sz w:val="26"/>
           <w:szCs w:val="26"/>
         </w:rPr>
-        <w:t>, so that the check-in w</w:t>
+        <w:t xml:space="preserve"> according to the facility preferences</w:t>
       </w:r>
       <w:r>
         <w:rPr>
@@ -153,6 +160,42 @@
           <w:sz w:val="26"/>
           <w:szCs w:val="26"/>
         </w:rPr>
+        <w:t xml:space="preserve"> directly in </w:t>
+      </w:r>
+      <w:r>
+        <w:rPr>
+          <w:i/>
+          <w:iCs/>
+          <w:sz w:val="26"/>
+          <w:szCs w:val="26"/>
+        </w:rPr>
+        <w:t>IMS</w:t>
+      </w:r>
+      <w:r>
+        <w:rPr>
+          <w:i/>
+          <w:iCs/>
+          <w:sz w:val="26"/>
+          <w:szCs w:val="26"/>
+        </w:rPr>
+        <w:t xml:space="preserve"> system</w:t>
+      </w:r>
+      <w:r>
+        <w:rPr>
+          <w:i/>
+          <w:iCs/>
+          <w:sz w:val="26"/>
+          <w:szCs w:val="26"/>
+        </w:rPr>
+        <w:t>, so that the check-in w</w:t>
+      </w:r>
+      <w:r>
+        <w:rPr>
+          <w:i/>
+          <w:iCs/>
+          <w:sz w:val="26"/>
+          <w:szCs w:val="26"/>
+        </w:rPr>
         <w:t xml:space="preserve">ill follow business requirements of particular location. </w:t>
       </w:r>
     </w:p>
@@ -212,7 +255,21 @@
           <w:rFonts w:ascii="Aptos" w:eastAsia="Aptos" w:hAnsi="Aptos" w:cs="Aptos"/>
           <w:color w:val="000000" w:themeColor="text1"/>
         </w:rPr>
-        <w:t xml:space="preserve">in HIVE system </w:t>
+        <w:t xml:space="preserve">in </w:t>
+      </w:r>
+      <w:r>
+        <w:rPr>
+          <w:rFonts w:ascii="Aptos" w:eastAsia="Aptos" w:hAnsi="Aptos" w:cs="Aptos"/>
+          <w:color w:val="000000" w:themeColor="text1"/>
+        </w:rPr>
+        <w:t>IMS</w:t>
+      </w:r>
+      <w:r>
+        <w:rPr>
+          <w:rFonts w:ascii="Aptos" w:eastAsia="Aptos" w:hAnsi="Aptos" w:cs="Aptos"/>
+          <w:color w:val="000000" w:themeColor="text1"/>
+        </w:rPr>
+        <w:t xml:space="preserve"> system </w:t>
       </w:r>
       <w:r>
         <w:rPr>
@@ -266,7 +323,35 @@
           <w:rFonts w:ascii="Aptos" w:eastAsia="Aptos" w:hAnsi="Aptos" w:cs="Aptos"/>
           <w:color w:val="000000" w:themeColor="text1"/>
         </w:rPr>
-        <w:t>Verify when “Driver Check In Set Up” option is selected, a separate “Driver Check In Admin” HIVE page is opened in a new HIVE tab</w:t>
+        <w:t xml:space="preserve">Verify when “Driver Check In Set Up” option is selected, a separate “Driver Check In Admin” </w:t>
+      </w:r>
+      <w:r>
+        <w:rPr>
+          <w:rFonts w:ascii="Aptos" w:eastAsia="Aptos" w:hAnsi="Aptos" w:cs="Aptos"/>
+          <w:color w:val="000000" w:themeColor="text1"/>
+        </w:rPr>
+        <w:t>IMS</w:t>
+      </w:r>
+      <w:r>
+        <w:rPr>
+          <w:rFonts w:ascii="Aptos" w:eastAsia="Aptos" w:hAnsi="Aptos" w:cs="Aptos"/>
+          <w:color w:val="000000" w:themeColor="text1"/>
+        </w:rPr>
+        <w:t xml:space="preserve"> page is opened in a new </w:t>
+      </w:r>
+      <w:r>
+        <w:rPr>
+          <w:rFonts w:ascii="Aptos" w:eastAsia="Aptos" w:hAnsi="Aptos" w:cs="Aptos"/>
+          <w:color w:val="000000" w:themeColor="text1"/>
+        </w:rPr>
+        <w:t>IMS</w:t>
+      </w:r>
+      <w:r>
+        <w:rPr>
+          <w:rFonts w:ascii="Aptos" w:eastAsia="Aptos" w:hAnsi="Aptos" w:cs="Aptos"/>
+          <w:color w:val="000000" w:themeColor="text1"/>
+        </w:rPr>
+        <w:t xml:space="preserve"> tab</w:t>
       </w:r>
     </w:p>
     <w:p>
@@ -3495,7 +3580,7 @@
 </file>
 
 <file path=word/numbering.xml><?xml version="1.0" encoding="utf-8"?>
-<w:numbering xmlns:wpc="http://schemas.microsoft.com/office/word/2010/wordprocessingCanvas" xmlns:cx="http://schemas.microsoft.com/office/drawing/2014/chartex" xmlns:cx1="http://schemas.microsoft.com/office/drawing/2015/9/8/chartex" xmlns:cx2="http://schemas.microsoft.com/office/drawing/2015/10/21/chartex" xmlns:cx3="http://schemas.microsoft.com/office/drawing/2016/5/9/chartex" xmlns:cx4="http://schemas.microsoft.com/office/drawing/2016/5/10/chartex" xmlns:cx5="http://schemas.microsoft.com/office/drawing/2016/5/11/chartex" xmlns:cx6="http://schemas.microsoft.com/office/drawing/2016/5/12/chartex" xmlns:cx7="http://schemas.microsoft.com/office/drawing/2016/5/13/chartex" xmlns:cx8="http://schemas.microsoft.com/office/drawing/2016/5/14/chartex" xmlns:mc="http://schemas.openxmlformats.org/markup-compatibility/2006" xmlns:aink="http://schemas.microsoft.com/office/drawing/2016/ink" xmlns:am3d="http://schemas.microsoft.com/office/drawing/2017/model3d" xmlns:o="urn:schemas-microsoft-com:office:office" xmlns:oel="http://schemas.microsoft.com/office/2019/extlst" xmlns:r="http://schemas.openxmlformats.org/officeDocument/2006/relationships" xmlns:m="http://schemas.openxmlformats.org/officeDocument/2006/math" xmlns:v="urn:schemas-microsoft-com:vml" xmlns:wp14="http://schemas.microsoft.com/office/word/2010/wordprocessingDrawing" xmlns:wp="http://schemas.openxmlformats.org/drawingml/2006/wordprocessingDrawing" xmlns:w10="urn:schemas-microsoft-com:office:word" xmlns:w="http://schemas.openxmlformats.org/wordprocessingml/2006/main" xmlns:w14="http://schemas.microsoft.com/office/word/2010/wordml" xmlns:w15="http://schemas.microsoft.com/office/word/2012/wordml" xmlns:w16cex="http://schemas.microsoft.com/office/word/2018/wordml/cex" xmlns:w16cid="http://schemas.microsoft.com/office/word/2016/wordml/cid" xmlns:w16="http://schemas.microsoft.com/office/word/2018/wordml" xmlns:w16du="http://schemas.microsoft.com/office/word/2023/wordml/word16du" xmlns:w16sdtdh="http://schemas.microsoft.com/office/word/2020/wordml/sdtdatahash" xmlns:w16sdtfl="http://schemas.microsoft.com/office/word/2024/wordml/sdtformatlock" xmlns:w16se="http://schemas.microsoft.com/office/word/2015/wordml/symex" xmlns:wpg="http://schemas.microsoft.com/office/word/2010/wordprocessingGroup" xmlns:wpi="http://schemas.microsoft.com/office/word/2010/wordprocessingInk" xmlns:wne="http://schemas.microsoft.com/office/word/2006/wordml" xmlns:wps="http://schemas.microsoft.com/office/word/2010/wordprocessingShape" mc:Ignorable="w14 w15 w16se w16cid w16 w16cex w16sdtdh w16sdtfl w16du wp14">
+<w:numbering xmlns:wpc="http://schemas.microsoft.com/office/word/2010/wordprocessingCanvas" xmlns:cx="http://schemas.microsoft.com/office/drawing/2014/chartex" xmlns:cx1="http://schemas.microsoft.com/office/drawing/2015/9/8/chartex" xmlns:cx2="http://schemas.microsoft.com/office/drawing/2015/10/21/chartex" xmlns:cx3="http://schemas.microsoft.com/office/drawing/2016/5/9/chartex" xmlns:cx4="http://schemas.microsoft.com/office/drawing/2016/5/10/chartex" xmlns:cx5="http://schemas.microsoft.com/office/drawing/2016/5/11/chartex" xmlns:cx6="http://schemas.microsoft.com/office/drawing/2016/5/12/chartex" xmlns:cx7="http://schemas.microsoft.com/office/drawing/2016/5/13/chartex" xmlns:cx8="http://schemas.microsoft.com/office/drawing/2016/5/14/chartex" xmlns:mc="http://schemas.openxmlformats.org/markup-compatibility/2006" xmlns:m="http://schemas.openxmlformats.org/officeDocument/2006/math" xmlns:aink="http://schemas.microsoft.com/office/drawing/2016/ink" xmlns:am3d="http://schemas.microsoft.com/office/drawing/2017/model3d" xmlns:oel="http://schemas.microsoft.com/office/2019/extlst" xmlns:r="http://schemas.openxmlformats.org/officeDocument/2006/relationships" xmlns:wp14="http://schemas.microsoft.com/office/word/2010/wordprocessingDrawing" xmlns:wp="http://schemas.openxmlformats.org/drawingml/2006/wordprocessingDrawing" xmlns:wpg="http://schemas.microsoft.com/office/word/2010/wordprocessingGroup" xmlns:wpi="http://schemas.microsoft.com/office/word/2010/wordprocessingInk" xmlns:wps="http://schemas.microsoft.com/office/word/2010/wordprocessingShape" xmlns:o="urn:schemas-microsoft-com:office:office" xmlns:v="urn:schemas-microsoft-com:vml" xmlns:w10="urn:schemas-microsoft-com:office:word" xmlns:w="http://schemas.openxmlformats.org/wordprocessingml/2006/main" xmlns:w14="http://schemas.microsoft.com/office/word/2010/wordml" xmlns:w15="http://schemas.microsoft.com/office/word/2012/wordml" xmlns:w16cex="http://schemas.microsoft.com/office/word/2018/wordml/cex" xmlns:w16cid="http://schemas.microsoft.com/office/word/2016/wordml/cid" xmlns:w16="http://schemas.microsoft.com/office/word/2018/wordml" xmlns:w16sdtdh="http://schemas.microsoft.com/office/word/2020/wordml/sdtdatahash" xmlns:w16sdtfl="http://schemas.microsoft.com/office/word/2024/wordml/sdtformatlock" xmlns:w16se="http://schemas.microsoft.com/office/word/2015/wordml/symex" xmlns:w16du="http://schemas.microsoft.com/office/word/2023/wordml/word16du" xmlns:wne="http://schemas.microsoft.com/office/word/2006/wordml" mc:Ignorable="w14 w15 w16se w16cid w16 w16cex w16sdtdh w16sdtfl w16du wp14">
   <w:abstractNum w:abstractNumId="0" w15:restartNumberingAfterBreak="0">
     <w:nsid w:val="0012E991"/>
     <w:multiLevelType w:val="hybridMultilevel"/>
@@ -4830,7 +4915,7 @@
 </file>
 
 <file path=word/styles.xml><?xml version="1.0" encoding="utf-8"?>
-<w:styles xmlns:mc="http://schemas.openxmlformats.org/markup-compatibility/2006" xmlns:r="http://schemas.openxmlformats.org/officeDocument/2006/relationships" xmlns:w="http://schemas.openxmlformats.org/wordprocessingml/2006/main" xmlns:w14="http://schemas.microsoft.com/office/word/2010/wordml" xmlns:w15="http://schemas.microsoft.com/office/word/2012/wordml" xmlns:w16cex="http://schemas.microsoft.com/office/word/2018/wordml/cex" xmlns:w16cid="http://schemas.microsoft.com/office/word/2016/wordml/cid" xmlns:w16="http://schemas.microsoft.com/office/word/2018/wordml" xmlns:w16du="http://schemas.microsoft.com/office/word/2023/wordml/word16du" xmlns:w16sdtdh="http://schemas.microsoft.com/office/word/2020/wordml/sdtdatahash" xmlns:w16sdtfl="http://schemas.microsoft.com/office/word/2024/wordml/sdtformatlock" xmlns:w16se="http://schemas.microsoft.com/office/word/2015/wordml/symex" mc:Ignorable="w14 w15 w16se w16cid w16 w16cex w16sdtdh w16sdtfl w16du">
+<w:styles xmlns:mc="http://schemas.openxmlformats.org/markup-compatibility/2006" xmlns:r="http://schemas.openxmlformats.org/officeDocument/2006/relationships" xmlns:w="http://schemas.openxmlformats.org/wordprocessingml/2006/main" xmlns:w14="http://schemas.microsoft.com/office/word/2010/wordml" xmlns:w15="http://schemas.microsoft.com/office/word/2012/wordml" xmlns:w16cex="http://schemas.microsoft.com/office/word/2018/wordml/cex" xmlns:w16cid="http://schemas.microsoft.com/office/word/2016/wordml/cid" xmlns:w16="http://schemas.microsoft.com/office/word/2018/wordml" xmlns:w16sdtdh="http://schemas.microsoft.com/office/word/2020/wordml/sdtdatahash" xmlns:w16sdtfl="http://schemas.microsoft.com/office/word/2024/wordml/sdtformatlock" xmlns:w16se="http://schemas.microsoft.com/office/word/2015/wordml/symex" xmlns:w16du="http://schemas.microsoft.com/office/word/2023/wordml/word16du" mc:Ignorable="w14 w15 w16se w16cid w16 w16cex w16sdtdh w16sdtfl w16du">
   <w:docDefaults>
     <w:rPrDefault>
       <w:rPr>
@@ -5661,14 +5746,12 @@
 </file>
 
 <file path=customXml/item1.xml><?xml version="1.0" encoding="utf-8"?>
-<p:properties xmlns:p="http://schemas.microsoft.com/office/2006/metadata/properties" xmlns:xsi="http://www.w3.org/2001/XMLSchema-instance" xmlns:pc="http://schemas.microsoft.com/office/infopath/2007/PartnerControls">
-  <documentManagement>
-    <lcf76f155ced4ddcb4097134ff3c332f xmlns="8a18e7cb-36b3-42c7-86c9-ee2e09bb0218">
-      <Terms xmlns="http://schemas.microsoft.com/office/infopath/2007/PartnerControls"/>
-    </lcf76f155ced4ddcb4097134ff3c332f>
-    <TaxCatchAll xmlns="95ebb0ae-25b3-4f92-8f33-011d62b9e3ff" xsi:nil="true"/>
-  </documentManagement>
-</p:properties>
+<?mso-contentType ?>
+<FormTemplates xmlns="http://schemas.microsoft.com/sharepoint/v3/contenttype/forms">
+  <Display>DocumentLibraryForm</Display>
+  <Edit>DocumentLibraryForm</Edit>
+  <New>DocumentLibraryForm</New>
+</FormTemplates>
 </file>
 
 <file path=customXml/item2.xml><?xml version="1.0" encoding="utf-8"?>
@@ -5913,21 +5996,20 @@
 </file>
 
 <file path=customXml/item3.xml><?xml version="1.0" encoding="utf-8"?>
-<?mso-contentType ?>
-<FormTemplates xmlns="http://schemas.microsoft.com/sharepoint/v3/contenttype/forms">
-  <Display>DocumentLibraryForm</Display>
-  <Edit>DocumentLibraryForm</Edit>
-  <New>DocumentLibraryForm</New>
-</FormTemplates>
+<p:properties xmlns:p="http://schemas.microsoft.com/office/2006/metadata/properties" xmlns:xsi="http://www.w3.org/2001/XMLSchema-instance" xmlns:pc="http://schemas.microsoft.com/office/infopath/2007/PartnerControls">
+  <documentManagement>
+    <lcf76f155ced4ddcb4097134ff3c332f xmlns="8a18e7cb-36b3-42c7-86c9-ee2e09bb0218">
+      <Terms xmlns="http://schemas.microsoft.com/office/infopath/2007/PartnerControls"/>
+    </lcf76f155ced4ddcb4097134ff3c332f>
+    <TaxCatchAll xmlns="95ebb0ae-25b3-4f92-8f33-011d62b9e3ff" xsi:nil="true"/>
+  </documentManagement>
+</p:properties>
 </file>
 
 <file path=customXml/itemProps1.xml><?xml version="1.0" encoding="utf-8"?>
-<ds:datastoreItem xmlns:ds="http://schemas.openxmlformats.org/officeDocument/2006/customXml" ds:itemID="{663D624B-48DE-494D-86BD-10839248EC41}">
+<ds:datastoreItem xmlns:ds="http://schemas.openxmlformats.org/officeDocument/2006/customXml" ds:itemID="{7E4E22E1-2259-4764-A171-62EA4355EC79}">
   <ds:schemaRefs>
-    <ds:schemaRef ds:uri="http://schemas.microsoft.com/office/2006/metadata/properties"/>
-    <ds:schemaRef ds:uri="http://schemas.microsoft.com/office/infopath/2007/PartnerControls"/>
-    <ds:schemaRef ds:uri="8a18e7cb-36b3-42c7-86c9-ee2e09bb0218"/>
-    <ds:schemaRef ds:uri="95ebb0ae-25b3-4f92-8f33-011d62b9e3ff"/>
+    <ds:schemaRef ds:uri="http://schemas.microsoft.com/sharepoint/v3/contenttype/forms"/>
   </ds:schemaRefs>
 </ds:datastoreItem>
 </file>
@@ -5952,9 +6034,12 @@
 </file>
 
 <file path=customXml/itemProps3.xml><?xml version="1.0" encoding="utf-8"?>
-<ds:datastoreItem xmlns:ds="http://schemas.openxmlformats.org/officeDocument/2006/customXml" ds:itemID="{7E4E22E1-2259-4764-A171-62EA4355EC79}">
+<ds:datastoreItem xmlns:ds="http://schemas.openxmlformats.org/officeDocument/2006/customXml" ds:itemID="{663D624B-48DE-494D-86BD-10839248EC41}">
   <ds:schemaRefs>
-    <ds:schemaRef ds:uri="http://schemas.microsoft.com/sharepoint/v3/contenttype/forms"/>
+    <ds:schemaRef ds:uri="http://schemas.microsoft.com/office/2006/metadata/properties"/>
+    <ds:schemaRef ds:uri="http://schemas.microsoft.com/office/infopath/2007/PartnerControls"/>
+    <ds:schemaRef ds:uri="8a18e7cb-36b3-42c7-86c9-ee2e09bb0218"/>
+    <ds:schemaRef ds:uri="95ebb0ae-25b3-4f92-8f33-011d62b9e3ff"/>
   </ds:schemaRefs>
 </ds:datastoreItem>
 </file>